--- a/files/cv_sofia_munoz.docx
+++ b/files/cv_sofia_munoz.docx
@@ -20,13 +20,13 @@
           <w:noProof/>
         </w:rPr>
         <w:drawing>
-          <wp:anchor distT="0" distB="0" distL="114300" distR="114300" simplePos="0" relativeHeight="251661824" behindDoc="0" locked="0" layoutInCell="1" allowOverlap="1" wp14:anchorId="0F139B86" wp14:editId="62A60C5F">
+          <wp:anchor distT="0" distB="0" distL="114300" distR="114300" simplePos="0" relativeHeight="251661824" behindDoc="0" locked="0" layoutInCell="1" allowOverlap="1" wp14:anchorId="0F139B86" wp14:editId="69C00FA3">
             <wp:simplePos x="0" y="0"/>
             <wp:positionH relativeFrom="column">
-              <wp:posOffset>3679963</wp:posOffset>
+              <wp:posOffset>3778885</wp:posOffset>
             </wp:positionH>
             <wp:positionV relativeFrom="paragraph">
-              <wp:posOffset>-190500</wp:posOffset>
+              <wp:posOffset>76200</wp:posOffset>
             </wp:positionV>
             <wp:extent cx="1901405" cy="1860163"/>
             <wp:effectExtent l="76200" t="76200" r="137160" b="140335"/>
@@ -374,6 +374,39 @@
           <w:lang w:val="en-GB"/>
         </w:rPr>
       </w:pPr>
+      <w:r>
+        <w:rPr>
+          <w:rFonts w:ascii="Aptos" w:hAnsi="Aptos" w:cstheme="minorHAnsi"/>
+          <w:i/>
+          <w:iCs/>
+          <w:lang w:val="en-GB"/>
+        </w:rPr>
+        <w:t xml:space="preserve">Personal Website: </w:t>
+      </w:r>
+      <w:hyperlink r:id="rId10" w:history="1">
+        <w:r>
+          <w:rPr>
+            <w:rStyle w:val="Hipervnculo"/>
+            <w:rFonts w:ascii="Aptos" w:hAnsi="Aptos" w:cstheme="minorHAnsi"/>
+            <w:i/>
+            <w:iCs/>
+            <w:color w:val="auto"/>
+            <w:u w:val="none"/>
+            <w:lang w:val="en-GB"/>
+          </w:rPr>
+          <w:t>https://sofiamunozruiz.vercel.app/</w:t>
+        </w:r>
+      </w:hyperlink>
+    </w:p>
+    <w:p>
+      <w:pPr>
+        <w:rPr>
+          <w:rFonts w:ascii="Aptos" w:hAnsi="Aptos" w:cstheme="minorHAnsi"/>
+          <w:i/>
+          <w:iCs/>
+          <w:lang w:val="en-GB"/>
+        </w:rPr>
+      </w:pPr>
     </w:p>
     <w:p>
       <w:pPr>
@@ -1219,7 +1252,17 @@
           <w:iCs/>
           <w:lang w:val="en-GB"/>
         </w:rPr>
-        <w:t>I teach topics in Artificial Intelligence, Machine Learning, and Deep Learning applied to biomedical engineering.</w:t>
+        <w:t xml:space="preserve">I teach topics in Artificial Intelligence, Machine Learning, and Deep Learning applied to </w:t>
+      </w:r>
+      <w:r>
+        <w:rPr>
+          <w:rFonts w:ascii="Aptos" w:hAnsi="Aptos" w:cstheme="minorHAnsi"/>
+          <w:i/>
+          <w:iCs/>
+          <w:lang w:val="en-GB"/>
+        </w:rPr>
+        <w:lastRenderedPageBreak/>
+        <w:t>biomedical engineering.</w:t>
       </w:r>
       <w:r>
         <w:rPr>
@@ -1237,17 +1280,7 @@
           <w:iCs/>
           <w:lang w:val="en-GB"/>
         </w:rPr>
-        <w:t xml:space="preserve">These experiences have strengthened my communication and </w:t>
-      </w:r>
-      <w:r>
-        <w:rPr>
-          <w:rFonts w:ascii="Aptos" w:hAnsi="Aptos" w:cstheme="minorHAnsi"/>
-          <w:i/>
-          <w:iCs/>
-          <w:lang w:val="en-GB"/>
-        </w:rPr>
-        <w:lastRenderedPageBreak/>
-        <w:t>mentoring skills, enhanced my ability to explain complex concepts effectively, an</w:t>
+        <w:t>These experiences have strengthened my communication and mentoring skills, enhanced my ability to explain complex concepts effectively, an</w:t>
       </w:r>
       <w:r>
         <w:rPr>
@@ -2002,6 +2035,7 @@
                 <w:iCs/>
                 <w:lang w:val="en-GB"/>
               </w:rPr>
+              <w:lastRenderedPageBreak/>
               <w:t xml:space="preserve">Developed an AI-based framework for </w:t>
             </w:r>
             <w:proofErr w:type="spellStart"/>
@@ -2026,19 +2060,7 @@
                 <w:iCs/>
                 <w:lang w:val="en-GB"/>
               </w:rPr>
-              <w:t xml:space="preserve"> brain–heart </w:t>
-            </w:r>
-            <w:r>
-              <w:rPr>
-                <w:rFonts w:ascii="Aptos" w:hAnsi="Aptos" w:cstheme="minorHAnsi"/>
-                <w:b w:val="0"/>
-                <w:bCs w:val="0"/>
-                <w:i/>
-                <w:iCs/>
-                <w:lang w:val="en-GB"/>
-              </w:rPr>
-              <w:lastRenderedPageBreak/>
-              <w:t xml:space="preserve">interactions during </w:t>
+              <w:t xml:space="preserve"> brain–heart interactions during </w:t>
             </w:r>
             <w:proofErr w:type="spellStart"/>
             <w:r>
@@ -3492,6 +3514,7 @@
                 <w:iCs/>
                 <w:lang w:val="en-GB"/>
               </w:rPr>
+              <w:lastRenderedPageBreak/>
               <w:t>anesthesia</w:t>
             </w:r>
             <w:proofErr w:type="spellEnd"/>
@@ -3532,7 +3555,6 @@
                 <w:iCs/>
                 <w:lang w:val="en-GB"/>
               </w:rPr>
-              <w:lastRenderedPageBreak/>
               <w:t>Discussed nonlinear analysis methods and machine learning approaches applied to EEG and ECG signals.</w:t>
             </w:r>
             <w:r>
@@ -4746,6 +4768,7 @@
                 <w:i/>
                 <w:iCs/>
               </w:rPr>
+              <w:lastRenderedPageBreak/>
               <w:t>Faculty of Applied Computer Science,</w:t>
             </w:r>
             <w:r>
@@ -4787,6 +4810,7 @@
                 <w:iCs/>
                 <w:lang w:val="en-GB"/>
               </w:rPr>
+              <w:lastRenderedPageBreak/>
               <w:t>2024</w:t>
             </w:r>
           </w:p>
@@ -4822,7 +4846,6 @@
                 <w:iCs/>
                 <w:lang w:val="en-GB"/>
               </w:rPr>
-              <w:lastRenderedPageBreak/>
               <w:t>Poster Presentation: “EEG-Based Characterization of Neurophysiological Alterations in Mild Cognitive Impairment During Serious Game Interaction: Preliminary Results”</w:t>
             </w:r>
           </w:p>
@@ -5467,6 +5490,7 @@
           <w:iCs/>
           <w:lang w:val="en-GB"/>
         </w:rPr>
+        <w:lastRenderedPageBreak/>
         <w:t>Student Instructor Scholarship / Academic Merit Recognition</w:t>
       </w:r>
     </w:p>
